--- a/companies/calderwood-partners/Engagements/Brown and Sons/Meeting Minutes 2017-09-21 - Brown and Sons.docx
+++ b/companies/calderwood-partners/Engagements/Brown and Sons/Meeting Minutes 2017-09-21 - Brown and Sons.docx
@@ -3,8 +3,16 @@
 <w:document xmlns:wpc="http://schemas.microsoft.com/office/word/2010/wordprocessingCanvas" xmlns:mo="http://schemas.microsoft.com/office/mac/office/2008/main" xmlns:mc="http://schemas.openxmlformats.org/markup-compatibility/2006" xmlns:mv="urn:schemas-microsoft-com:mac:vml" xmlns:o="urn:schemas-microsoft-com:office:office" xmlns:r="http://schemas.openxmlformats.org/officeDocument/2006/relationships" xmlns:m="http://schemas.openxmlformats.org/officeDocument/2006/math" xmlns:v="urn:schemas-microsoft-com:vml" xmlns:wp14="http://schemas.microsoft.com/office/word/2010/wordprocessingDrawing" xmlns:wp="http://schemas.openxmlformats.org/drawingml/2006/wordprocessingDrawing" xmlns:w10="urn:schemas-microsoft-com:office:word" xmlns:w="http://schemas.openxmlformats.org/wordprocessingml/2006/main" xmlns:w14="http://schemas.microsoft.com/office/word/2010/wordml" xmlns:wpg="http://schemas.microsoft.com/office/word/2010/wordprocessingGroup" xmlns:wpi="http://schemas.microsoft.com/office/word/2010/wordprocessingInk" xmlns:wne="http://schemas.microsoft.com/office/word/2006/wordml" xmlns:wps="http://schemas.microsoft.com/office/word/2010/wordprocessingShape" mc:Ignorable="w14 wp14">
   <w:body>
     <w:p>
+      <w:pPr>
+        <w:pStyle w:val="Heading1"/>
+      </w:pPr>
       <w:r>
-        <w:t>Working session on the footprint rationalization for Brown and Sons, held at the client's offices. Minutes taken by Brenda Clayton.</w:t>
+        <w:t>Working Session -- Footprint Rationalization for Brown and Sons</w:t>
+      </w:r>
+    </w:p>
+    <w:p>
+      <w:r>
+        <w:t>The session settled one thing that sets up the rest: we will carry three candidate networks into the option review, not two, because the middle case splits the difference in a way the client wants tested on its own. The site baseline is closed. The cost and utilization picture is built and reconciled to it. What follows records who was present, what we covered, and who owns each next step.</w:t>
       </w:r>
     </w:p>
     <w:p>
@@ -52,37 +60,53 @@
         <w:pStyle w:val="Heading2"/>
       </w:pPr>
       <w:r>
-        <w:t>What we covered</w:t>
+        <w:t>Where the baseline landed</w:t>
       </w:r>
     </w:p>
     <w:p>
       <w:r>
-        <w:t>The session walked through the footprint baseline and the first read on cost to serve. We are far enough in to put real numbers against each site; the picture is not yet a set of recommendations, and I said so at the start.</w:t>
+        <w:t>Deborah Gordon walked the closed baseline. Every site is now tied to what it costs, how fully it is used, and the part it plays in serving demand. Two locations stand out. Both sit near the top of the network on cost and run well below half their capacity. Nothing in the data argues for keeping either of them as it is.</w:t>
       </w:r>
     </w:p>
     <w:p>
       <w:r>
-        <w:t>Cynthia Hart opened with the state of the data. The site register, operating costs, and capacity figures are in and reconciled for every location except the two smallest distribution points, where the lease and square-footage detail arrived late and is still being normalized. She was careful to keep what is confirmed apart from what is still being cleaned, and nothing discussed today rests on the two sites that remain open.</w:t>
+        <w:t>The reconciliation took longer than the map, which was expected. Two sites reported occupancy and throughput on different bases, so the raw figures were not comparable until Brenda Clayton restated them onto one. That is done, and the baseline now holds together well enough to build options on.</w:t>
+      </w:r>
+    </w:p>
+    <w:p>
+      <w:pPr>
+        <w:pStyle w:val="Heading2"/>
+      </w:pPr>
+      <w:r>
+        <w:t>The options on the table</w:t>
       </w:r>
     </w:p>
     <w:p>
       <w:r>
-        <w:t>I presented the baseline. Two of the sites carry capacity well above what current volume uses, and a third sits close to the demand it serves but far from the others, so freight in and out of it runs high. The cost to serve a customer varies more by which site ships to them than by what they buy, which is the sort of result that points a footprint decision toward the network rather than the product line. I would put weight on the utilization figures; they reconcile to the capacity data Cynthia Hart holds.</w:t>
+        <w:t>Brenda Clayton set out the three candidate networks. The first consolidates the two weak sites into the nearest hub. The second goes further and relocates a third. The third holds more capacity in reserve, against demand that Cynthia Hart's market read says is not yet settled. Each network is priced for the cost it releases and the service it puts at risk, so the review can weigh them on the same terms.</w:t>
       </w:r>
     </w:p>
     <w:p>
       <w:r>
-        <w:t>One number still carries a qualification. The freight cost on the outlying site depends on a lane-level breakdown we hold only in part, so the figure is stated within a range until the rest arrives. Sandra Frazier agreed to have her logistics group pull the missing lanes.</w:t>
+        <w:t>The middle case is the one the client asked us to keep. It saves less than the fuller consolidation but disturbs fewer served regions, and Sandra Frazier wanted that trade set out on its own rather than folded into the two extremes. Carrying three networks costs us little now and saves a round of rework later if the review lands between the ends.</w:t>
+      </w:r>
+    </w:p>
+    <w:p>
+      <w:pPr>
+        <w:pStyle w:val="Heading2"/>
+      </w:pPr>
+      <w:r>
+        <w:t>What the client pressed on</w:t>
       </w:r>
     </w:p>
     <w:p>
       <w:r>
-        <w:t>Deborah Gordon reported on the site walkthroughs. She has now seen four of the six locations and can describe how work moves through each. Two points are already clear: the two high-capacity sites duplicate a good deal of each other's function, and the outlying site was built for a customer base that has since shifted. She will finish the last two walkthroughs before we commit any of this to an options memo.</w:t>
+        <w:t>Sandra Frazier pushed hardest on service. She has seen footprint cuts that looked clean on a map and cost the business a customer the next quarter. We agreed to carry a service and coverage measure alongside cost for every option, so a saving that comes at the price of coverage is visible before anyone commits to it.</w:t>
       </w:r>
     </w:p>
     <w:p>
       <w:r>
-        <w:t>Sandra Frazier's main question was whether a decision on the outlying site could be reached without waiting on the full lane-level freight data. My answer was that the direction is already visible but the size of the gap is not, and that a recommendation on that site should not go forward until the range is closed. She accepted that and committed the logistics group to the missing lanes. We also agreed that the two smallest distribution points, whatever the baseline finally shows, are unlikely to change the shape of the recommendation, so they will not hold up the options work.</w:t>
+        <w:t>She also asked that the numbers be ones her own team can rerun after we leave. That is already the standard we work to, and we confirmed it. Deborah Gordon will hand over the baseline in the form the client's finance team keeps its own data, so nothing has to be translated to be checked.</w:t>
       </w:r>
     </w:p>
     <w:p>
@@ -114,6 +138,19 @@
               <w:rPr>
                 <w:b/>
               </w:rPr>
+              <w:t>Owner</w:t>
+            </w:r>
+          </w:p>
+        </w:tc>
+        <w:tc>
+          <w:tcPr>
+            <w:tcW w:type="dxa" w:w="2880"/>
+          </w:tcPr>
+          <w:p>
+            <w:r>
+              <w:rPr>
+                <w:b/>
+              </w:rPr>
               <w:t>Action</w:t>
             </w:r>
           </w:p>
@@ -127,20 +164,7 @@
               <w:rPr>
                 <w:b/>
               </w:rPr>
-              <w:t>Owner</w:t>
-            </w:r>
-          </w:p>
-        </w:tc>
-        <w:tc>
-          <w:tcPr>
-            <w:tcW w:type="dxa" w:w="2880"/>
-          </w:tcPr>
-          <w:p>
-            <w:r>
-              <w:rPr>
-                <w:b/>
-              </w:rPr>
-              <w:t>By</w:t>
+              <w:t>By when</w:t>
             </w:r>
           </w:p>
         </w:tc>
@@ -152,10 +176,96 @@
           </w:tcPr>
           <w:p>
             <w:r>
-              <w:t>Pull the missing freight lanes for the outlying site and close the cost-to-serve range</w:t>
+              <w:t>Deborah Gordon</w:t>
             </w:r>
           </w:p>
         </w:tc>
+        <w:tc>
+          <w:tcPr>
+            <w:tcW w:type="dxa" w:w="2880"/>
+          </w:tcPr>
+          <w:p>
+            <w:r>
+              <w:t>Add a service and coverage measure to each of the three candidate networks and reconcile it to the cost picture</w:t>
+            </w:r>
+          </w:p>
+        </w:tc>
+        <w:tc>
+          <w:tcPr>
+            <w:tcW w:type="dxa" w:w="2880"/>
+          </w:tcPr>
+          <w:p>
+            <w:r>
+              <w:t>Two weeks</w:t>
+            </w:r>
+          </w:p>
+        </w:tc>
+      </w:tr>
+      <w:tr>
+        <w:tc>
+          <w:tcPr>
+            <w:tcW w:type="dxa" w:w="2880"/>
+          </w:tcPr>
+          <w:p>
+            <w:r>
+              <w:t>Brenda Clayton</w:t>
+            </w:r>
+          </w:p>
+        </w:tc>
+        <w:tc>
+          <w:tcPr>
+            <w:tcW w:type="dxa" w:w="2880"/>
+          </w:tcPr>
+          <w:p>
+            <w:r>
+              <w:t>Rebuild the option comparisons to show cost and service side by side for Brown and Sons</w:t>
+            </w:r>
+          </w:p>
+        </w:tc>
+        <w:tc>
+          <w:tcPr>
+            <w:tcW w:type="dxa" w:w="2880"/>
+          </w:tcPr>
+          <w:p>
+            <w:r>
+              <w:t>Two weeks</w:t>
+            </w:r>
+          </w:p>
+        </w:tc>
+      </w:tr>
+      <w:tr>
+        <w:tc>
+          <w:tcPr>
+            <w:tcW w:type="dxa" w:w="2880"/>
+          </w:tcPr>
+          <w:p>
+            <w:r>
+              <w:t>Cynthia Hart</w:t>
+            </w:r>
+          </w:p>
+        </w:tc>
+        <w:tc>
+          <w:tcPr>
+            <w:tcW w:type="dxa" w:w="2880"/>
+          </w:tcPr>
+          <w:p>
+            <w:r>
+              <w:t>Firm up the demand read behind the reserve case so the third option rests on evidence, not caution</w:t>
+            </w:r>
+          </w:p>
+        </w:tc>
+        <w:tc>
+          <w:tcPr>
+            <w:tcW w:type="dxa" w:w="2880"/>
+          </w:tcPr>
+          <w:p>
+            <w:r>
+              <w:t>Two weeks</w:t>
+            </w:r>
+          </w:p>
+        </w:tc>
+      </w:tr>
+      <w:tr>
         <w:tc>
           <w:tcPr>
             <w:tcW w:type="dxa" w:w="2880"/>
@@ -172,19 +282,7 @@
           </w:tcPr>
           <w:p>
             <w:r>
-              <w:t>Within two weeks</w:t>
-            </w:r>
-          </w:p>
-        </w:tc>
-      </w:tr>
-      <w:tr>
-        <w:tc>
-          <w:tcPr>
-            <w:tcW w:type="dxa" w:w="2880"/>
-          </w:tcPr>
-          <w:p>
-            <w:r>
-              <w:t>Normalize the lease and square-footage data for the two smallest sites</w:t>
+              <w:t>Confirm the two facility managers for the option review and clear access to the throughput detail</w:t>
             </w:r>
           </w:p>
         </w:tc>
@@ -194,118 +292,17 @@
           </w:tcPr>
           <w:p>
             <w:r>
-              <w:t>Cynthia Hart</w:t>
-            </w:r>
-          </w:p>
-        </w:tc>
-        <w:tc>
-          <w:tcPr>
-            <w:tcW w:type="dxa" w:w="2880"/>
-          </w:tcPr>
-          <w:p>
-            <w:r>
-              <w:t>Before the next session</w:t>
-            </w:r>
-          </w:p>
-        </w:tc>
-      </w:tr>
-      <w:tr>
-        <w:tc>
-          <w:tcPr>
-            <w:tcW w:type="dxa" w:w="2880"/>
-          </w:tcPr>
-          <w:p>
-            <w:r>
-              <w:t>Finish the remaining two site walkthroughs</w:t>
-            </w:r>
-          </w:p>
-        </w:tc>
-        <w:tc>
-          <w:tcPr>
-            <w:tcW w:type="dxa" w:w="2880"/>
-          </w:tcPr>
-          <w:p>
-            <w:r>
-              <w:t>Deborah Gordon</w:t>
-            </w:r>
-          </w:p>
-        </w:tc>
-        <w:tc>
-          <w:tcPr>
-            <w:tcW w:type="dxa" w:w="2880"/>
-          </w:tcPr>
-          <w:p>
-            <w:r>
-              <w:t>Before the next session</w:t>
-            </w:r>
-          </w:p>
-        </w:tc>
-      </w:tr>
-      <w:tr>
-        <w:tc>
-          <w:tcPr>
-            <w:tcW w:type="dxa" w:w="2880"/>
-          </w:tcPr>
-          <w:p>
-            <w:r>
-              <w:t>Draft the first cut of consolidation options from the baseline</w:t>
-            </w:r>
-          </w:p>
-        </w:tc>
-        <w:tc>
-          <w:tcPr>
-            <w:tcW w:type="dxa" w:w="2880"/>
-          </w:tcPr>
-          <w:p>
-            <w:r>
-              <w:t>Brenda Clayton</w:t>
-            </w:r>
-          </w:p>
-        </w:tc>
-        <w:tc>
-          <w:tcPr>
-            <w:tcW w:type="dxa" w:w="2880"/>
-          </w:tcPr>
-          <w:p>
-            <w:r>
-              <w:t>Before the next session</w:t>
-            </w:r>
-          </w:p>
-        </w:tc>
-      </w:tr>
-      <w:tr>
-        <w:tc>
-          <w:tcPr>
-            <w:tcW w:type="dxa" w:w="2880"/>
-          </w:tcPr>
-          <w:p>
-            <w:r>
-              <w:t>Set the next working session once the items above are in hand</w:t>
-            </w:r>
-          </w:p>
-        </w:tc>
-        <w:tc>
-          <w:tcPr>
-            <w:tcW w:type="dxa" w:w="2880"/>
-          </w:tcPr>
-          <w:p>
-            <w:r>
-              <w:t>Brenda Clayton</w:t>
-            </w:r>
-          </w:p>
-        </w:tc>
-        <w:tc>
-          <w:tcPr>
-            <w:tcW w:type="dxa" w:w="2880"/>
-          </w:tcPr>
-          <w:p>
-            <w:r>
-              <w:t>On completion of the above</w:t>
+              <w:t>Within one week</w:t>
             </w:r>
           </w:p>
         </w:tc>
       </w:tr>
     </w:tbl>
+    <w:p>
+      <w:r>
+        <w:t>The next fixed point is the option review. Once the service measure is in, we compare the three networks in one sitting and narrow to the one worth planning a transition around.</w:t>
+      </w:r>
+    </w:p>
     <w:sectPr>
       <w:headerReference w:type="first" r:id="rId9"/>
       <w:headerReference w:type="default" r:id="rId10"/>
